--- a/Explicação KPIs.docx
+++ b/Explicação KPIs.docx
@@ -12,9 +12,19 @@
       </w:r>
     </w:p>
     <w:p>
-      <w:r>
+      <w:pPr>
+        <w:rPr>
+          <w:sz w:val="18"/>
+          <w:szCs w:val="18"/>
+        </w:rPr>
+      </w:pPr>
+      <w:r>
+        <w:rPr>
+          <w:sz w:val="18"/>
+          <w:szCs w:val="18"/>
+        </w:rPr>
         <w:pict w14:anchorId="22DD0621">
-          <v:rect id="_x0000_i1061" style="width:0;height:1.5pt" o:hralign="center" o:hrstd="t" o:hr="t" fillcolor="#a0a0a0" stroked="f"/>
+          <v:rect id="_x0000_i1025" style="width:0;height:1.5pt" o:hralign="center" o:hrstd="t" o:hr="t" fillcolor="#a0a0a0" stroked="f"/>
         </w:pict>
       </w:r>
     </w:p>
@@ -23,12 +33,16 @@
         <w:rPr>
           <w:b/>
           <w:bCs/>
+          <w:sz w:val="18"/>
+          <w:szCs w:val="18"/>
         </w:rPr>
       </w:pPr>
       <w:r>
         <w:rPr>
           <w:b/>
           <w:bCs/>
+          <w:sz w:val="18"/>
+          <w:szCs w:val="18"/>
         </w:rPr>
         <w:t>1. Validação dos KPIs</w:t>
       </w:r>
@@ -38,95 +52,199 @@
         <w:rPr>
           <w:b/>
           <w:bCs/>
+          <w:sz w:val="18"/>
+          <w:szCs w:val="18"/>
         </w:rPr>
       </w:pPr>
       <w:r>
         <w:rPr>
           <w:b/>
           <w:bCs/>
+          <w:sz w:val="18"/>
+          <w:szCs w:val="18"/>
         </w:rPr>
         <w:t>Faturamento - YTD</w:t>
       </w:r>
     </w:p>
     <w:p>
+      <w:pPr>
+        <w:rPr>
+          <w:sz w:val="18"/>
+          <w:szCs w:val="18"/>
+        </w:rPr>
+      </w:pPr>
       <w:r>
         <w:rPr>
           <w:b/>
           <w:bCs/>
+          <w:sz w:val="18"/>
+          <w:szCs w:val="18"/>
         </w:rPr>
         <w:t>Regra:</w:t>
       </w:r>
     </w:p>
     <w:p>
-      <w:r>
+      <w:pPr>
+        <w:rPr>
+          <w:sz w:val="18"/>
+          <w:szCs w:val="18"/>
+        </w:rPr>
+      </w:pPr>
+      <w:r>
+        <w:rPr>
+          <w:sz w:val="18"/>
+          <w:szCs w:val="18"/>
+        </w:rPr>
         <w:t>Considera base Ponderada + Numérica + Atacados</w:t>
       </w:r>
       <w:r>
+        <w:rPr>
+          <w:sz w:val="18"/>
+          <w:szCs w:val="18"/>
+        </w:rPr>
         <w:br/>
         <w:t>Meta YTD em 3 faixas</w:t>
       </w:r>
       <w:r>
+        <w:rPr>
+          <w:sz w:val="18"/>
+          <w:szCs w:val="18"/>
+        </w:rPr>
         <w:br/>
         <w:t>Realizado = faturamento de janeiro até o mês selecionado</w:t>
       </w:r>
     </w:p>
     <w:p>
-      <w:r>
+      <w:pPr>
+        <w:rPr>
+          <w:sz w:val="18"/>
+          <w:szCs w:val="18"/>
+        </w:rPr>
+      </w:pPr>
+      <w:r>
+        <w:rPr>
+          <w:sz w:val="18"/>
+          <w:szCs w:val="18"/>
+        </w:rPr>
         <w:t>Exemplo:</w:t>
       </w:r>
     </w:p>
     <w:p>
-      <w:r>
+      <w:pPr>
+        <w:rPr>
+          <w:sz w:val="18"/>
+          <w:szCs w:val="18"/>
+        </w:rPr>
+      </w:pPr>
+      <w:r>
+        <w:rPr>
+          <w:sz w:val="18"/>
+          <w:szCs w:val="18"/>
+        </w:rPr>
         <w:t xml:space="preserve">Mês selecionado: </w:t>
       </w:r>
       <w:proofErr w:type="gramStart"/>
       <w:r>
+        <w:rPr>
+          <w:sz w:val="18"/>
+          <w:szCs w:val="18"/>
+        </w:rPr>
         <w:t>Abril</w:t>
       </w:r>
       <w:proofErr w:type="gramEnd"/>
       <w:r>
+        <w:rPr>
+          <w:sz w:val="18"/>
+          <w:szCs w:val="18"/>
+        </w:rPr>
         <w:t>/2026</w:t>
       </w:r>
       <w:r>
+        <w:rPr>
+          <w:sz w:val="18"/>
+          <w:szCs w:val="18"/>
+        </w:rPr>
         <w:br/>
         <w:t xml:space="preserve">Realizado: Jan/2026 + </w:t>
       </w:r>
       <w:proofErr w:type="spellStart"/>
       <w:r>
+        <w:rPr>
+          <w:sz w:val="18"/>
+          <w:szCs w:val="18"/>
+        </w:rPr>
         <w:t>Fev</w:t>
       </w:r>
       <w:proofErr w:type="spellEnd"/>
       <w:r>
+        <w:rPr>
+          <w:sz w:val="18"/>
+          <w:szCs w:val="18"/>
+        </w:rPr>
         <w:t xml:space="preserve">/2026 + Mar/2026 + </w:t>
       </w:r>
       <w:proofErr w:type="spellStart"/>
       <w:r>
+        <w:rPr>
+          <w:sz w:val="18"/>
+          <w:szCs w:val="18"/>
+        </w:rPr>
         <w:t>Abr</w:t>
       </w:r>
       <w:proofErr w:type="spellEnd"/>
       <w:r>
+        <w:rPr>
+          <w:sz w:val="18"/>
+          <w:szCs w:val="18"/>
+        </w:rPr>
         <w:t>/2026</w:t>
       </w:r>
     </w:p>
     <w:p>
-      <w:r>
+      <w:pPr>
+        <w:rPr>
+          <w:sz w:val="18"/>
+          <w:szCs w:val="18"/>
+        </w:rPr>
+      </w:pPr>
+      <w:r>
+        <w:rPr>
+          <w:sz w:val="18"/>
+          <w:szCs w:val="18"/>
+        </w:rPr>
         <w:t xml:space="preserve">Então esse KPI </w:t>
       </w:r>
       <w:r>
         <w:rPr>
           <w:b/>
           <w:bCs/>
+          <w:sz w:val="18"/>
+          <w:szCs w:val="18"/>
         </w:rPr>
         <w:t>não pode usar apenas o mês filtrado</w:t>
       </w:r>
       <w:r>
+        <w:rPr>
+          <w:sz w:val="18"/>
+          <w:szCs w:val="18"/>
+        </w:rPr>
         <w:t>. Ele precisa acumular desde janeiro até o ANO_MES selecionado.</w:t>
       </w:r>
     </w:p>
     <w:p>
-      <w:r>
+      <w:pPr>
+        <w:rPr>
+          <w:sz w:val="18"/>
+          <w:szCs w:val="18"/>
+        </w:rPr>
+      </w:pPr>
+      <w:r>
+        <w:rPr>
+          <w:sz w:val="18"/>
+          <w:szCs w:val="18"/>
+        </w:rPr>
         <w:pict w14:anchorId="1440D364">
-          <v:rect id="_x0000_i1062" style="width:0;height:1.5pt" o:hralign="center" o:hrstd="t" o:hr="t" fillcolor="#a0a0a0" stroked="f"/>
+          <v:rect id="_x0000_i1026" style="width:0;height:1.5pt" o:hralign="center" o:hrstd="t" o:hr="t" fillcolor="#a0a0a0" stroked="f"/>
         </w:pict>
       </w:r>
     </w:p>
@@ -135,87 +253,197 @@
         <w:rPr>
           <w:b/>
           <w:bCs/>
+          <w:sz w:val="18"/>
+          <w:szCs w:val="18"/>
         </w:rPr>
       </w:pPr>
       <w:r>
         <w:rPr>
           <w:b/>
           <w:bCs/>
+          <w:sz w:val="18"/>
+          <w:szCs w:val="18"/>
         </w:rPr>
         <w:t>Cobertura Ponderada</w:t>
       </w:r>
     </w:p>
     <w:p>
+      <w:pPr>
+        <w:rPr>
+          <w:sz w:val="18"/>
+          <w:szCs w:val="18"/>
+        </w:rPr>
+      </w:pPr>
       <w:r>
         <w:rPr>
           <w:b/>
           <w:bCs/>
+          <w:sz w:val="18"/>
+          <w:szCs w:val="18"/>
         </w:rPr>
         <w:t>Regra:</w:t>
       </w:r>
     </w:p>
     <w:p>
-      <w:r>
+      <w:pPr>
+        <w:rPr>
+          <w:sz w:val="18"/>
+          <w:szCs w:val="18"/>
+        </w:rPr>
+      </w:pPr>
+      <w:r>
+        <w:rPr>
+          <w:sz w:val="18"/>
+          <w:szCs w:val="18"/>
+        </w:rPr>
         <w:t>Apuração mensal</w:t>
       </w:r>
       <w:r>
+        <w:rPr>
+          <w:sz w:val="18"/>
+          <w:szCs w:val="18"/>
+        </w:rPr>
         <w:br/>
         <w:t>Por rede</w:t>
       </w:r>
       <w:r>
+        <w:rPr>
+          <w:sz w:val="18"/>
+          <w:szCs w:val="18"/>
+        </w:rPr>
         <w:br/>
         <w:t>Não considera bonificação</w:t>
       </w:r>
       <w:r>
+        <w:rPr>
+          <w:sz w:val="18"/>
+          <w:szCs w:val="18"/>
+        </w:rPr>
         <w:br/>
         <w:t>Rede positivada = faturou valor mínimo conforme Estado e BU</w:t>
       </w:r>
     </w:p>
     <w:p>
-      <w:r>
+      <w:pPr>
+        <w:rPr>
+          <w:sz w:val="18"/>
+          <w:szCs w:val="18"/>
+        </w:rPr>
+      </w:pPr>
+      <w:r>
+        <w:rPr>
+          <w:sz w:val="18"/>
+          <w:szCs w:val="18"/>
+        </w:rPr>
         <w:t>Aqui o cálculo deve considerar somente o mês selecionado.</w:t>
       </w:r>
     </w:p>
     <w:p>
-      <w:r>
+      <w:pPr>
+        <w:rPr>
+          <w:sz w:val="18"/>
+          <w:szCs w:val="18"/>
+        </w:rPr>
+      </w:pPr>
+      <w:r>
+        <w:rPr>
+          <w:sz w:val="18"/>
+          <w:szCs w:val="18"/>
+        </w:rPr>
         <w:t>Exemplo:</w:t>
       </w:r>
     </w:p>
     <w:p>
-      <w:r>
+      <w:pPr>
+        <w:rPr>
+          <w:sz w:val="18"/>
+          <w:szCs w:val="18"/>
+        </w:rPr>
+      </w:pPr>
+      <w:r>
+        <w:rPr>
+          <w:sz w:val="18"/>
+          <w:szCs w:val="18"/>
+        </w:rPr>
         <w:t>Mês selecionado: 202604</w:t>
       </w:r>
       <w:r>
+        <w:rPr>
+          <w:sz w:val="18"/>
+          <w:szCs w:val="18"/>
+        </w:rPr>
         <w:br/>
         <w:t>BU: BW</w:t>
       </w:r>
       <w:r>
+        <w:rPr>
+          <w:sz w:val="18"/>
+          <w:szCs w:val="18"/>
+        </w:rPr>
         <w:br/>
         <w:t>Rede: 00.640.554</w:t>
       </w:r>
       <w:r>
+        <w:rPr>
+          <w:sz w:val="18"/>
+          <w:szCs w:val="18"/>
+        </w:rPr>
         <w:br/>
         <w:t>Faturamento no mês &gt;= valor mínimo da BU/Estado</w:t>
       </w:r>
     </w:p>
     <w:p>
-      <w:r>
+      <w:pPr>
+        <w:rPr>
+          <w:sz w:val="18"/>
+          <w:szCs w:val="18"/>
+        </w:rPr>
+      </w:pPr>
+      <w:r>
+        <w:rPr>
+          <w:sz w:val="18"/>
+          <w:szCs w:val="18"/>
+        </w:rPr>
         <w:t>Retorna:</w:t>
       </w:r>
     </w:p>
     <w:p>
-      <w:r>
+      <w:pPr>
+        <w:rPr>
+          <w:sz w:val="18"/>
+          <w:szCs w:val="18"/>
+        </w:rPr>
+      </w:pPr>
+      <w:r>
+        <w:rPr>
+          <w:sz w:val="18"/>
+          <w:szCs w:val="18"/>
+        </w:rPr>
         <w:t>1 = rede positivada</w:t>
       </w:r>
       <w:r>
+        <w:rPr>
+          <w:sz w:val="18"/>
+          <w:szCs w:val="18"/>
+        </w:rPr>
         <w:br/>
         <w:t>0 = rede não positivada</w:t>
       </w:r>
     </w:p>
     <w:p>
-      <w:r>
+      <w:pPr>
+        <w:rPr>
+          <w:sz w:val="18"/>
+          <w:szCs w:val="18"/>
+        </w:rPr>
+      </w:pPr>
+      <w:r>
+        <w:rPr>
+          <w:sz w:val="18"/>
+          <w:szCs w:val="18"/>
+        </w:rPr>
         <w:pict w14:anchorId="15FA6E09">
-          <v:rect id="_x0000_i1063" style="width:0;height:1.5pt" o:hralign="center" o:hrstd="t" o:hr="t" fillcolor="#a0a0a0" stroked="f"/>
+          <v:rect id="_x0000_i1027" style="width:0;height:1.5pt" o:hralign="center" o:hrstd="t" o:hr="t" fillcolor="#a0a0a0" stroked="f"/>
         </w:pict>
       </w:r>
     </w:p>
@@ -224,116 +452,274 @@
         <w:rPr>
           <w:b/>
           <w:bCs/>
+          <w:sz w:val="18"/>
+          <w:szCs w:val="18"/>
         </w:rPr>
       </w:pPr>
       <w:r>
         <w:rPr>
           <w:b/>
           <w:bCs/>
+          <w:sz w:val="18"/>
+          <w:szCs w:val="18"/>
         </w:rPr>
         <w:t>Sortimento Ponderada</w:t>
       </w:r>
     </w:p>
     <w:p>
+      <w:pPr>
+        <w:rPr>
+          <w:sz w:val="18"/>
+          <w:szCs w:val="18"/>
+        </w:rPr>
+      </w:pPr>
       <w:r>
         <w:rPr>
           <w:b/>
           <w:bCs/>
-        </w:rPr>
-        <w:lastRenderedPageBreak/>
+          <w:sz w:val="18"/>
+          <w:szCs w:val="18"/>
+        </w:rPr>
         <w:t>Regra:</w:t>
       </w:r>
     </w:p>
     <w:p>
-      <w:r>
+      <w:pPr>
+        <w:rPr>
+          <w:sz w:val="18"/>
+          <w:szCs w:val="18"/>
+        </w:rPr>
+      </w:pPr>
+      <w:r>
+        <w:rPr>
+          <w:sz w:val="18"/>
+          <w:szCs w:val="18"/>
+        </w:rPr>
         <w:t>Apuração mensal</w:t>
       </w:r>
       <w:r>
+        <w:rPr>
+          <w:sz w:val="18"/>
+          <w:szCs w:val="18"/>
+        </w:rPr>
         <w:br/>
         <w:t xml:space="preserve">Unidade: </w:t>
       </w:r>
       <w:proofErr w:type="spellStart"/>
       <w:r>
+        <w:rPr>
+          <w:sz w:val="18"/>
+          <w:szCs w:val="18"/>
+        </w:rPr>
         <w:t>EANs</w:t>
       </w:r>
       <w:proofErr w:type="spellEnd"/>
       <w:r>
+        <w:rPr>
+          <w:sz w:val="18"/>
+          <w:szCs w:val="18"/>
+        </w:rPr>
         <w:t>/Rede</w:t>
       </w:r>
       <w:r>
+        <w:rPr>
+          <w:sz w:val="18"/>
+          <w:szCs w:val="18"/>
+        </w:rPr>
         <w:br/>
         <w:t>Lista de sortimento personalizada por AE/BU</w:t>
       </w:r>
       <w:r>
+        <w:rPr>
+          <w:sz w:val="18"/>
+          <w:szCs w:val="18"/>
+        </w:rPr>
         <w:br/>
         <w:t>EAN positivado na rede = quantidade &gt;= 3</w:t>
       </w:r>
       <w:r>
+        <w:rPr>
+          <w:sz w:val="18"/>
+          <w:szCs w:val="18"/>
+        </w:rPr>
         <w:br/>
         <w:t>Rede sem compra entra como 0 na média</w:t>
       </w:r>
     </w:p>
     <w:p>
-      <w:r>
-        <w:t xml:space="preserve">Como você deixou claro que </w:t>
-      </w:r>
+      <w:pPr>
+        <w:rPr>
+          <w:sz w:val="18"/>
+          <w:szCs w:val="18"/>
+        </w:rPr>
+      </w:pPr>
       <w:r>
         <w:rPr>
           <w:b/>
           <w:bCs/>
-        </w:rPr>
-        <w:t>cada loja é o CNPJ</w:t>
-      </w:r>
-      <w:r>
-        <w:t>, então no seu modelo não precisa multiplicar por número de lojas.</w:t>
-      </w:r>
-    </w:p>
-    <w:p>
-      <w:r>
+          <w:sz w:val="18"/>
+          <w:szCs w:val="18"/>
+        </w:rPr>
+        <w:t>C</w:t>
+      </w:r>
+      <w:r>
+        <w:rPr>
+          <w:b/>
+          <w:bCs/>
+          <w:sz w:val="18"/>
+          <w:szCs w:val="18"/>
+        </w:rPr>
+        <w:t>ada</w:t>
+      </w:r>
+      <w:r>
+        <w:rPr>
+          <w:sz w:val="18"/>
+          <w:szCs w:val="18"/>
+        </w:rPr>
+        <w:t xml:space="preserve"> </w:t>
+      </w:r>
+      <w:r>
+        <w:rPr>
+          <w:b/>
+          <w:bCs/>
+          <w:sz w:val="18"/>
+          <w:szCs w:val="18"/>
+        </w:rPr>
+        <w:t>loja é o CNPJ</w:t>
+      </w:r>
+      <w:r>
+        <w:rPr>
+          <w:sz w:val="18"/>
+          <w:szCs w:val="18"/>
+        </w:rPr>
+        <w:t>, então não precisa multiplicar por número de lojas.</w:t>
+      </w:r>
+    </w:p>
+    <w:p>
+      <w:pPr>
+        <w:rPr>
+          <w:sz w:val="18"/>
+          <w:szCs w:val="18"/>
+        </w:rPr>
+      </w:pPr>
+    </w:p>
+    <w:p>
+      <w:pPr>
+        <w:rPr>
+          <w:sz w:val="18"/>
+          <w:szCs w:val="18"/>
+        </w:rPr>
+      </w:pPr>
+      <w:r>
+        <w:rPr>
+          <w:sz w:val="18"/>
+          <w:szCs w:val="18"/>
+        </w:rPr>
+        <w:lastRenderedPageBreak/>
         <w:t>A regra fica:</w:t>
       </w:r>
     </w:p>
     <w:p>
-      <w:r>
+      <w:pPr>
+        <w:rPr>
+          <w:sz w:val="18"/>
+          <w:szCs w:val="18"/>
+        </w:rPr>
+      </w:pPr>
+      <w:r>
+        <w:rPr>
+          <w:sz w:val="18"/>
+          <w:szCs w:val="18"/>
+        </w:rPr>
         <w:t xml:space="preserve">Para cada BU + </w:t>
       </w:r>
       <w:proofErr w:type="spellStart"/>
       <w:r>
+        <w:rPr>
+          <w:sz w:val="18"/>
+          <w:szCs w:val="18"/>
+        </w:rPr>
         <w:t>Cnpj</w:t>
       </w:r>
       <w:proofErr w:type="spellEnd"/>
       <w:r>
+        <w:rPr>
+          <w:sz w:val="18"/>
+          <w:szCs w:val="18"/>
+        </w:rPr>
         <w:t xml:space="preserve"> Rede + EAN:</w:t>
       </w:r>
       <w:r>
+        <w:rPr>
+          <w:sz w:val="18"/>
+          <w:szCs w:val="18"/>
+        </w:rPr>
         <w:br/>
         <w:t>se quantidade &gt;= 3, o EAN positivou.</w:t>
       </w:r>
     </w:p>
     <w:p>
+      <w:pPr>
+        <w:rPr>
+          <w:sz w:val="18"/>
+          <w:szCs w:val="18"/>
+        </w:rPr>
+      </w:pPr>
       <w:proofErr w:type="gramStart"/>
       <w:r>
+        <w:rPr>
+          <w:sz w:val="18"/>
+          <w:szCs w:val="18"/>
+        </w:rPr>
         <w:t>Resultado final</w:t>
       </w:r>
       <w:proofErr w:type="gramEnd"/>
       <w:r>
+        <w:rPr>
+          <w:sz w:val="18"/>
+          <w:szCs w:val="18"/>
+        </w:rPr>
         <w:t>:</w:t>
       </w:r>
     </w:p>
     <w:p>
+      <w:pPr>
+        <w:rPr>
+          <w:sz w:val="18"/>
+          <w:szCs w:val="18"/>
+        </w:rPr>
+      </w:pPr>
       <w:proofErr w:type="spellStart"/>
       <w:r>
+        <w:rPr>
+          <w:sz w:val="18"/>
+          <w:szCs w:val="18"/>
+        </w:rPr>
         <w:t>EANs</w:t>
       </w:r>
       <w:proofErr w:type="spellEnd"/>
       <w:r>
+        <w:rPr>
+          <w:sz w:val="18"/>
+          <w:szCs w:val="18"/>
+        </w:rPr>
         <w:t xml:space="preserve"> positivados / redes avaliadas</w:t>
       </w:r>
     </w:p>
     <w:p>
-      <w:r>
+      <w:pPr>
+        <w:rPr>
+          <w:sz w:val="18"/>
+          <w:szCs w:val="18"/>
+        </w:rPr>
+      </w:pPr>
+      <w:r>
+        <w:rPr>
+          <w:sz w:val="18"/>
+          <w:szCs w:val="18"/>
+        </w:rPr>
         <w:pict w14:anchorId="435C066B">
-          <v:rect id="_x0000_i1064" style="width:0;height:1.5pt" o:hralign="center" o:hrstd="t" o:hr="t" fillcolor="#a0a0a0" stroked="f"/>
+          <v:rect id="_x0000_i1028" style="width:0;height:1.5pt" o:hralign="center" o:hrstd="t" o:hr="t" fillcolor="#a0a0a0" stroked="f"/>
         </w:pict>
       </w:r>
     </w:p>
@@ -342,73 +728,153 @@
         <w:rPr>
           <w:b/>
           <w:bCs/>
+          <w:sz w:val="18"/>
+          <w:szCs w:val="18"/>
         </w:rPr>
       </w:pPr>
       <w:r>
         <w:rPr>
           <w:b/>
           <w:bCs/>
+          <w:sz w:val="18"/>
+          <w:szCs w:val="18"/>
         </w:rPr>
         <w:t>Execução</w:t>
       </w:r>
     </w:p>
     <w:p>
+      <w:pPr>
+        <w:rPr>
+          <w:sz w:val="18"/>
+          <w:szCs w:val="18"/>
+        </w:rPr>
+      </w:pPr>
       <w:r>
         <w:rPr>
           <w:b/>
           <w:bCs/>
+          <w:sz w:val="18"/>
+          <w:szCs w:val="18"/>
         </w:rPr>
         <w:t>Regra:</w:t>
       </w:r>
     </w:p>
     <w:p>
-      <w:r>
+      <w:pPr>
+        <w:rPr>
+          <w:sz w:val="18"/>
+          <w:szCs w:val="18"/>
+        </w:rPr>
+      </w:pPr>
+      <w:r>
+        <w:rPr>
+          <w:sz w:val="18"/>
+          <w:szCs w:val="18"/>
+        </w:rPr>
         <w:t>Apuração mensal</w:t>
       </w:r>
       <w:r>
+        <w:rPr>
+          <w:sz w:val="18"/>
+          <w:szCs w:val="18"/>
+        </w:rPr>
         <w:br/>
         <w:t>Rede compliance = 50% das lojas com execução OK</w:t>
       </w:r>
       <w:r>
+        <w:rPr>
+          <w:sz w:val="18"/>
+          <w:szCs w:val="18"/>
+        </w:rPr>
         <w:br/>
         <w:t>Loja OK = PE OK + dois preços OK em duas visitas no mês em semanas diferentes</w:t>
       </w:r>
       <w:r>
+        <w:rPr>
+          <w:sz w:val="18"/>
+          <w:szCs w:val="18"/>
+        </w:rPr>
         <w:br/>
         <w:t>CD não entra</w:t>
       </w:r>
       <w:r>
+        <w:rPr>
+          <w:sz w:val="18"/>
+          <w:szCs w:val="18"/>
+        </w:rPr>
         <w:br/>
         <w:t xml:space="preserve">Fonte: </w:t>
       </w:r>
       <w:proofErr w:type="spellStart"/>
       <w:r>
+        <w:rPr>
+          <w:sz w:val="18"/>
+          <w:szCs w:val="18"/>
+        </w:rPr>
         <w:t>MiraPDV</w:t>
       </w:r>
       <w:proofErr w:type="spellEnd"/>
     </w:p>
     <w:p>
-      <w:r>
+      <w:pPr>
+        <w:rPr>
+          <w:sz w:val="18"/>
+          <w:szCs w:val="18"/>
+        </w:rPr>
+      </w:pPr>
+      <w:r>
+        <w:rPr>
+          <w:sz w:val="18"/>
+          <w:szCs w:val="18"/>
+        </w:rPr>
         <w:t xml:space="preserve">Esse KPI só será possível calcular se a base do </w:t>
       </w:r>
       <w:proofErr w:type="spellStart"/>
       <w:r>
+        <w:rPr>
+          <w:sz w:val="18"/>
+          <w:szCs w:val="18"/>
+        </w:rPr>
         <w:t>MiraPDV</w:t>
       </w:r>
       <w:proofErr w:type="spellEnd"/>
       <w:r>
+        <w:rPr>
+          <w:sz w:val="18"/>
+          <w:szCs w:val="18"/>
+        </w:rPr>
         <w:t xml:space="preserve"> estiver conectada ou relacionada ao painel.</w:t>
       </w:r>
     </w:p>
     <w:p>
-      <w:r>
+      <w:pPr>
+        <w:rPr>
+          <w:sz w:val="18"/>
+          <w:szCs w:val="18"/>
+        </w:rPr>
+      </w:pPr>
+      <w:r>
+        <w:rPr>
+          <w:sz w:val="18"/>
+          <w:szCs w:val="18"/>
+        </w:rPr>
         <w:t>Se ainda não temos essa base, esse KPI deve ficar fora do Realizado por enquanto ou retornar NULL.</w:t>
       </w:r>
     </w:p>
     <w:p>
-      <w:r>
+      <w:pPr>
+        <w:rPr>
+          <w:sz w:val="18"/>
+          <w:szCs w:val="18"/>
+        </w:rPr>
+      </w:pPr>
+      <w:r>
+        <w:rPr>
+          <w:sz w:val="18"/>
+          <w:szCs w:val="18"/>
+        </w:rPr>
         <w:pict w14:anchorId="3C6F04B9">
-          <v:rect id="_x0000_i1065" style="width:0;height:1.5pt" o:hralign="center" o:hrstd="t" o:hr="t" fillcolor="#a0a0a0" stroked="f"/>
+          <v:rect id="_x0000_i1029" style="width:0;height:1.5pt" o:hralign="center" o:hrstd="t" o:hr="t" fillcolor="#a0a0a0" stroked="f"/>
         </w:pict>
       </w:r>
     </w:p>
@@ -417,66 +883,143 @@
         <w:rPr>
           <w:b/>
           <w:bCs/>
+          <w:sz w:val="18"/>
+          <w:szCs w:val="18"/>
         </w:rPr>
       </w:pPr>
       <w:r>
         <w:rPr>
           <w:b/>
           <w:bCs/>
+          <w:sz w:val="18"/>
+          <w:szCs w:val="18"/>
         </w:rPr>
         <w:t>Cobertura Numérica</w:t>
       </w:r>
     </w:p>
     <w:p>
+      <w:pPr>
+        <w:rPr>
+          <w:sz w:val="18"/>
+          <w:szCs w:val="18"/>
+        </w:rPr>
+      </w:pPr>
       <w:r>
         <w:rPr>
           <w:b/>
           <w:bCs/>
+          <w:sz w:val="18"/>
+          <w:szCs w:val="18"/>
         </w:rPr>
         <w:t>Regra:</w:t>
       </w:r>
     </w:p>
     <w:p>
-      <w:r>
+      <w:pPr>
+        <w:rPr>
+          <w:sz w:val="18"/>
+          <w:szCs w:val="18"/>
+        </w:rPr>
+      </w:pPr>
+      <w:r>
+        <w:rPr>
+          <w:sz w:val="18"/>
+          <w:szCs w:val="18"/>
+        </w:rPr>
         <w:t>Apuração bimestral móvel</w:t>
       </w:r>
       <w:r>
+        <w:rPr>
+          <w:sz w:val="18"/>
+          <w:szCs w:val="18"/>
+        </w:rPr>
         <w:br/>
         <w:t>Por loja</w:t>
       </w:r>
       <w:r>
+        <w:rPr>
+          <w:sz w:val="18"/>
+          <w:szCs w:val="18"/>
+        </w:rPr>
         <w:br/>
         <w:t>Considera bonificação</w:t>
       </w:r>
       <w:r>
+        <w:rPr>
+          <w:sz w:val="18"/>
+          <w:szCs w:val="18"/>
+        </w:rPr>
         <w:br/>
         <w:t>Loja positivada = faturou R$ 10,00 na BU no bimestre</w:t>
       </w:r>
     </w:p>
     <w:p>
-      <w:r>
+      <w:pPr>
+        <w:rPr>
+          <w:sz w:val="18"/>
+          <w:szCs w:val="18"/>
+        </w:rPr>
+      </w:pPr>
+      <w:r>
+        <w:rPr>
+          <w:sz w:val="18"/>
+          <w:szCs w:val="18"/>
+        </w:rPr>
         <w:t>Exemplo:</w:t>
       </w:r>
     </w:p>
     <w:p>
-      <w:r>
-        <w:lastRenderedPageBreak/>
+      <w:pPr>
+        <w:rPr>
+          <w:sz w:val="18"/>
+          <w:szCs w:val="18"/>
+        </w:rPr>
+      </w:pPr>
+      <w:r>
+        <w:rPr>
+          <w:sz w:val="18"/>
+          <w:szCs w:val="18"/>
+        </w:rPr>
         <w:t>Mês selecionado: 202604</w:t>
       </w:r>
       <w:r>
+        <w:rPr>
+          <w:sz w:val="18"/>
+          <w:szCs w:val="18"/>
+        </w:rPr>
         <w:br/>
         <w:t>Bimestre móvel: 202603 + 202604</w:t>
       </w:r>
     </w:p>
     <w:p>
-      <w:r>
+      <w:pPr>
+        <w:rPr>
+          <w:sz w:val="18"/>
+          <w:szCs w:val="18"/>
+        </w:rPr>
+      </w:pPr>
+      <w:r>
+        <w:rPr>
+          <w:sz w:val="18"/>
+          <w:szCs w:val="18"/>
+        </w:rPr>
         <w:t>Se a loja faturou R$ 10,00 somando esses dois meses, ela conta como positivada.</w:t>
       </w:r>
     </w:p>
     <w:p>
-      <w:r>
+      <w:pPr>
+        <w:rPr>
+          <w:sz w:val="18"/>
+          <w:szCs w:val="18"/>
+        </w:rPr>
+      </w:pPr>
+      <w:r>
+        <w:rPr>
+          <w:sz w:val="18"/>
+          <w:szCs w:val="18"/>
+        </w:rPr>
         <w:pict w14:anchorId="0A14FC7C">
-          <v:rect id="_x0000_i1066" style="width:0;height:1.5pt" o:hralign="center" o:hrstd="t" o:hr="t" fillcolor="#a0a0a0" stroked="f"/>
+          <v:rect id="_x0000_i1030" style="width:0;height:1.5pt" o:hralign="center" o:hrstd="t" o:hr="t" fillcolor="#a0a0a0" stroked="f"/>
         </w:pict>
       </w:r>
     </w:p>
@@ -485,76 +1028,174 @@
         <w:rPr>
           <w:b/>
           <w:bCs/>
+          <w:sz w:val="18"/>
+          <w:szCs w:val="18"/>
         </w:rPr>
       </w:pPr>
       <w:r>
         <w:rPr>
           <w:b/>
           <w:bCs/>
+          <w:sz w:val="18"/>
+          <w:szCs w:val="18"/>
         </w:rPr>
         <w:t>Sortimento Numérica</w:t>
       </w:r>
     </w:p>
     <w:p>
+      <w:pPr>
+        <w:rPr>
+          <w:sz w:val="18"/>
+          <w:szCs w:val="18"/>
+        </w:rPr>
+      </w:pPr>
       <w:r>
         <w:rPr>
           <w:b/>
           <w:bCs/>
+          <w:sz w:val="18"/>
+          <w:szCs w:val="18"/>
         </w:rPr>
         <w:t>Regra:</w:t>
       </w:r>
     </w:p>
     <w:p>
-      <w:r>
+      <w:pPr>
+        <w:rPr>
+          <w:sz w:val="18"/>
+          <w:szCs w:val="18"/>
+        </w:rPr>
+      </w:pPr>
+      <w:r>
+        <w:rPr>
+          <w:sz w:val="18"/>
+          <w:szCs w:val="18"/>
+        </w:rPr>
         <w:t>Apuração bimestral móvel</w:t>
       </w:r>
       <w:r>
+        <w:rPr>
+          <w:sz w:val="18"/>
+          <w:szCs w:val="18"/>
+        </w:rPr>
         <w:br/>
         <w:t xml:space="preserve">Unidade: </w:t>
       </w:r>
       <w:proofErr w:type="spellStart"/>
       <w:r>
+        <w:rPr>
+          <w:sz w:val="18"/>
+          <w:szCs w:val="18"/>
+        </w:rPr>
         <w:t>PPAs</w:t>
       </w:r>
       <w:proofErr w:type="spellEnd"/>
       <w:r>
+        <w:rPr>
+          <w:sz w:val="18"/>
+          <w:szCs w:val="18"/>
+        </w:rPr>
         <w:t>/loja</w:t>
       </w:r>
       <w:r>
+        <w:rPr>
+          <w:sz w:val="18"/>
+          <w:szCs w:val="18"/>
+        </w:rPr>
         <w:br/>
         <w:t>Lista personalizada por AE/BU</w:t>
       </w:r>
     </w:p>
     <w:p>
-      <w:r>
-        <w:t>Como você comentou que o PPA está ligado às mercadorias/EAN, o ideal é usar o campo oficial [PPA] se ele existir. Se não existir, usamos [</w:t>
+      <w:pPr>
+        <w:rPr>
+          <w:sz w:val="18"/>
+          <w:szCs w:val="18"/>
+        </w:rPr>
+      </w:pPr>
+      <w:r>
+        <w:rPr>
+          <w:sz w:val="18"/>
+          <w:szCs w:val="18"/>
+        </w:rPr>
+        <w:t>PPA está ligado às mercadorias/EAN, o ideal é usar o campo oficial [PPA] se ele existir. Se não existir</w:t>
+      </w:r>
+      <w:r>
+        <w:rPr>
+          <w:sz w:val="18"/>
+          <w:szCs w:val="18"/>
+        </w:rPr>
+        <w:t xml:space="preserve"> </w:t>
+      </w:r>
+      <w:r>
+        <w:rPr>
+          <w:sz w:val="18"/>
+          <w:szCs w:val="18"/>
+        </w:rPr>
+        <w:t>[</w:t>
       </w:r>
       <w:proofErr w:type="spellStart"/>
       <w:r>
+        <w:rPr>
+          <w:sz w:val="18"/>
+          <w:szCs w:val="18"/>
+        </w:rPr>
         <w:t>Ean</w:t>
       </w:r>
       <w:proofErr w:type="spellEnd"/>
       <w:r>
+        <w:rPr>
+          <w:sz w:val="18"/>
+          <w:szCs w:val="18"/>
+        </w:rPr>
         <w:t xml:space="preserve"> Regular].</w:t>
       </w:r>
     </w:p>
     <w:p>
+      <w:pPr>
+        <w:rPr>
+          <w:sz w:val="18"/>
+          <w:szCs w:val="18"/>
+        </w:rPr>
+      </w:pPr>
       <w:proofErr w:type="gramStart"/>
       <w:r>
+        <w:rPr>
+          <w:sz w:val="18"/>
+          <w:szCs w:val="18"/>
+        </w:rPr>
         <w:t>Resultado final</w:t>
       </w:r>
       <w:proofErr w:type="gramEnd"/>
       <w:r>
+        <w:rPr>
+          <w:sz w:val="18"/>
+          <w:szCs w:val="18"/>
+        </w:rPr>
         <w:t>:</w:t>
       </w:r>
     </w:p>
     <w:p>
+      <w:pPr>
+        <w:rPr>
+          <w:sz w:val="18"/>
+          <w:szCs w:val="18"/>
+        </w:rPr>
+      </w:pPr>
       <w:proofErr w:type="spellStart"/>
       <w:r>
+        <w:rPr>
+          <w:sz w:val="18"/>
+          <w:szCs w:val="18"/>
+        </w:rPr>
         <w:t>PPAs</w:t>
       </w:r>
       <w:proofErr w:type="spellEnd"/>
       <w:r>
+        <w:rPr>
+          <w:sz w:val="18"/>
+          <w:szCs w:val="18"/>
+        </w:rPr>
         <w:t xml:space="preserve"> positivadas no bimestre / lojas avaliadas</w:t>
       </w:r>
     </w:p>
@@ -1178,6 +1819,7 @@
   <w:style w:type="character" w:default="1" w:styleId="Fontepargpadro">
     <w:name w:val="Default Paragraph Font"/>
     <w:uiPriority w:val="1"/>
+    <w:semiHidden/>
     <w:unhideWhenUsed/>
   </w:style>
   <w:style w:type="table" w:default="1" w:styleId="Tabelanormal">
